--- a/тестирование/Лабораторная работа 1/лабораторная_1.docx
+++ b/тестирование/Лабораторная работа 1/лабораторная_1.docx
@@ -302,7 +302,14 @@
           <w:sz w:val="28"/>
           <w:szCs w:val="28"/>
         </w:rPr>
-        <w:t xml:space="preserve">2 </w:t>
+        <w:t>3</w:t>
+      </w:r>
+      <w:r>
+        <w:rPr>
+          <w:sz w:val="28"/>
+          <w:szCs w:val="28"/>
+        </w:rPr>
+        <w:t xml:space="preserve"> </w:t>
       </w:r>
       <w:r>
         <w:rPr>
@@ -858,7 +865,6 @@
           <w:sz w:val="28"/>
           <w:szCs w:val="28"/>
         </w:rPr>
-        <w:lastRenderedPageBreak/>
         <w:t>1.4 Составляющие пирамиды тестирования</w:t>
       </w:r>
     </w:p>
@@ -902,6 +908,7 @@
           <w:sz w:val="28"/>
           <w:szCs w:val="28"/>
         </w:rPr>
+        <w:lastRenderedPageBreak/>
         <w:t>1.5 Уровни и типы требований</w:t>
       </w:r>
     </w:p>
@@ -964,7 +971,6 @@
           <w:sz w:val="28"/>
           <w:szCs w:val="28"/>
         </w:rPr>
-        <w:lastRenderedPageBreak/>
         <w:t>Жизненный цикл тестирования</w:t>
       </w:r>
     </w:p>
@@ -1281,16 +1287,7 @@
           <w:sz w:val="28"/>
           <w:szCs w:val="28"/>
         </w:rPr>
-        <w:t xml:space="preserve">К5. «Уведомлять о мероприятии». Не заданы получатели, канал, срок, поведение при переносе, отмене и </w:t>
-      </w:r>
-      <w:r>
-        <w:rPr>
-          <w:color w:val="000000"/>
-          <w:sz w:val="28"/>
-          <w:szCs w:val="28"/>
-        </w:rPr>
-        <w:lastRenderedPageBreak/>
-        <w:t>сбоях. Требование неполное и непроверяемое.</w:t>
+        <w:t>К5. «Уведомлять о мероприятии». Не заданы получатели, канал, срок, поведение при переносе, отмене и сбоях. Требование неполное и непроверяемое.</w:t>
       </w:r>
     </w:p>
     <w:p>
@@ -1352,6 +1349,7 @@
           <w:sz w:val="28"/>
           <w:szCs w:val="28"/>
         </w:rPr>
+        <w:lastRenderedPageBreak/>
         <w:t>Итог анализа</w:t>
       </w:r>
     </w:p>
@@ -1471,16 +1469,7 @@
           <w:sz w:val="28"/>
           <w:szCs w:val="28"/>
         </w:rPr>
-        <w:t xml:space="preserve">КТ3. Администратор создаёт мероприятие: название 1-100 символов, описание до 1000 символов, начало и окончание. Название из пробелов и окончание не</w:t>
-      </w:r>
-      <w:r>
-        <w:rPr>
-          <w:color w:val="000000"/>
-          <w:sz w:val="28"/>
-          <w:szCs w:val="28"/>
-        </w:rPr>
-        <w:lastRenderedPageBreak/>
-        <w:t xml:space="preserve"> позже начала отклоняются; ошибка выводится у поля, запись не сохраняется.</w:t>
+        <w:t>КТ3. Администратор создаёт мероприятие: название 1-100 символов, описание до 1000 символов, начало и окончание. Название из пробелов и окончание не позже начала отклоняются; ошибка выводится у поля, запись не сохраняется.</w:t>
       </w:r>
     </w:p>
     <w:p>
@@ -1556,7 +1545,16 @@
           <w:sz w:val="28"/>
           <w:szCs w:val="28"/>
         </w:rPr>
-        <w:t>КТ7. Сотрудникам с корпоративной почтой передаётся одно напоминание за 24 часа до начала. При создании позже этого срока, но до начала, оно передаётся за 60 секунд. О переносе и отмене сообщение также передаётся за 60 секунд; прежнее ожидающее напоминание отменяется.</w:t>
+        <w:t xml:space="preserve">КТ7. Сотрудникам с корпоративной почтой передаётся одно напоминание за 24 часа до начала. При создании позже этого срока, но до </w:t>
+      </w:r>
+      <w:r>
+        <w:rPr>
+          <w:color w:val="000000"/>
+          <w:sz w:val="28"/>
+          <w:szCs w:val="28"/>
+        </w:rPr>
+        <w:lastRenderedPageBreak/>
+        <w:t>начала, оно передаётся за 60 секунд. О переносе и отмене сообщение также передаётся за 60 секунд; прежнее ожидающее напоминание отменяется.</w:t>
       </w:r>
     </w:p>
     <w:p>
@@ -1618,7 +1616,6 @@
           <w:sz w:val="28"/>
           <w:szCs w:val="28"/>
         </w:rPr>
-        <w:lastRenderedPageBreak/>
         <w:t>3 Виды тестирования форм</w:t>
       </w:r>
     </w:p>
@@ -1662,6 +1659,7 @@
           <w:sz w:val="28"/>
           <w:szCs w:val="28"/>
         </w:rPr>
+        <w:lastRenderedPageBreak/>
         <w:t>3.1 Кейс 1 Форма входа</w:t>
       </w:r>
     </w:p>
@@ -1702,7 +1700,7 @@
             <v:path o:extrusionok="f" gradientshapeok="t" o:connecttype="rect"/>
             <o:lock v:ext="edit" aspectratio="t"/>
           </v:shapetype>
-          <v:shape id="Кейс 1" o:spid="_x0000_i1027" type="#_x0000_t75" alt="Форма входа в корпоративный портал" style="width:331.5pt;height:330pt;visibility:visible;mso-wrap-style:square">
+          <v:shape id="Кейс 1" o:spid="_x0000_i1025" type="#_x0000_t75" alt="Форма входа в корпоративный портал" style="width:331.05pt;height:330.3pt;visibility:visible;mso-wrap-style:square">
             <v:imagedata r:id="rId7" o:title="Форма входа в корпоративный портал"/>
           </v:shape>
         </w:pict>
@@ -1751,16 +1749,7 @@
           <w:sz w:val="28"/>
           <w:szCs w:val="28"/>
         </w:rPr>
-        <w:t xml:space="preserve">Анализ требований. Бизнес- и функциональное требования дублируются, правила полей и ошибок не заданы. Н</w:t>
-      </w:r>
-      <w:r>
-        <w:rPr>
-          <w:color w:val="000000"/>
-          <w:sz w:val="28"/>
-          <w:szCs w:val="28"/>
-        </w:rPr>
-        <w:lastRenderedPageBreak/>
-        <w:t>е описаны видимость пароля, «Запомнить меня» и связь с корпоративной учётной записью. Вход смешан с регистрацией, которой нет на макете. «Не менее 2 секунд» не ограничивает задержку; нужен согласованный максимум. 100 регистраций в час - показатель другого процесса без критериев задержки и ошибок.</w:t>
+        <w:t>Анализ требований. Бизнес- и функциональное требования дублируются, правила полей и ошибок не заданы. Не описаны видимость пароля, «Запомнить меня» и связь с корпоративной учётной записью. Вход смешан с регистрацией, которой нет на макете. «Не менее 2 секунд» не ограничивает задержку; нужен согласованный максимум. 100 регистраций в час - показатель другого процесса без критериев задержки и ошибок.</w:t>
       </w:r>
     </w:p>
     <w:p>
@@ -1798,6 +1787,7 @@
           <w:sz w:val="28"/>
           <w:szCs w:val="28"/>
         </w:rPr>
+        <w:lastRenderedPageBreak/>
         <w:t>Интерфейс и доступность. Проверить маскирование пароля, подписи, Tab, фокус, клавиатуру, ошибки и масштабирование. Видимый пароль на макете не доказывает дефект: переключатель мог включить пользователь.</w:t>
       </w:r>
     </w:p>
@@ -1860,7 +1850,6 @@
           <w:sz w:val="28"/>
           <w:szCs w:val="28"/>
         </w:rPr>
-        <w:lastRenderedPageBreak/>
         <w:t>3.2 Кейс 2 Форма предложения изменения</w:t>
       </w:r>
     </w:p>
@@ -1882,7 +1871,7 @@
           <w:szCs w:val="28"/>
         </w:rPr>
         <w:pict w14:anchorId="17E47CD3">
-          <v:shape id="Кейс 2" o:spid="_x0000_i1026" type="#_x0000_t75" alt="Форма предложения изменения с загрузкой фотографии" style="width:331.5pt;height:328.5pt;visibility:visible;mso-wrap-style:square">
+          <v:shape id="Кейс 2" o:spid="_x0000_i1026" type="#_x0000_t75" alt="Форма предложения изменения с загрузкой фотографии" style="width:331.8pt;height:328.8pt;visibility:visible;mso-wrap-style:square">
             <v:imagedata r:id="rId8" o:title="Форма предложения изменения с загрузкой фотографии"/>
           </v:shape>
         </w:pict>
@@ -1931,6 +1920,7 @@
           <w:sz w:val="28"/>
           <w:szCs w:val="28"/>
         </w:rPr>
+        <w:lastRenderedPageBreak/>
         <w:t>Анализ требований. Не заданы ограничения названия и описания, обязательность фото, число и размер файлов. Звёздочки полей, форматы png/jpg/jpeg, перетаскивание, закрытие и отправку с макета нужно включить в требования. «Не менее 2 секунд» задаёт минимальную задержку. Не определены подтверждение, хранение и статус заявки.</w:t>
       </w:r>
     </w:p>
@@ -1950,16 +1940,7 @@
           <w:sz w:val="28"/>
           <w:szCs w:val="28"/>
         </w:rPr>
-        <w:t xml:space="preserve">Функциональное тестирование. Проверить отправку с фото и без него после уточнения обязательности вложения; пустые поля и пробелы. При заданном пределе N проверить N - 1, N и N + 1 символов. Проверить</w:t>
-      </w:r>
-      <w:r>
-        <w:rPr>
-          <w:color w:val="000000"/>
-          <w:sz w:val="28"/>
-          <w:szCs w:val="28"/>
-        </w:rPr>
-        <w:lastRenderedPageBreak/>
-        <w:t xml:space="preserve"> русский текст, спецсимволы, переносы строк и закрытие несохранённой формы.</w:t>
+        <w:t>Функциональное тестирование. Проверить отправку с фото и без него после уточнения обязательности вложения; пустые поля и пробелы. При заданном пределе N проверить N - 1, N и N + 1 символов. Проверить русский текст, спецсимволы, переносы строк и закрытие несохранённой формы.</w:t>
       </w:r>
     </w:p>
     <w:p>
@@ -2100,7 +2081,7 @@
           <w:szCs w:val="28"/>
         </w:rPr>
         <w:pict w14:anchorId="5A906376">
-          <v:shape id="Кейс 3" o:spid="_x0000_i1025" type="#_x0000_t75" alt="Адресная книга с поиском сотрудников" style="width:468pt;height:262.5pt;visibility:visible;mso-wrap-style:square">
+          <v:shape id="Кейс 3" o:spid="_x0000_i1027" type="#_x0000_t75" alt="Адресная книга с поиском сотрудников" style="width:467.65pt;height:262.75pt;visibility:visible;mso-wrap-style:square">
             <v:imagedata r:id="rId9" o:title="Адресная книга с поиском сотрудников"/>
           </v:shape>
         </w:pict>
@@ -2187,7 +2168,6 @@
           <w:sz w:val="28"/>
           <w:szCs w:val="28"/>
         </w:rPr>
-        <w:lastRenderedPageBreak/>
         <w:t>Карточка сотрудника и интеграция. Сверить открытый профиль с идентификатором, ФИО и должностью выбранного сотрудника. Проверить закрытие, повторное открытие, неполные данные, обновление должности и недоступность сервиса. Карточка другого однофамильца - ошибка.</w:t>
       </w:r>
     </w:p>
@@ -2207,7 +2187,16 @@
           <w:sz w:val="28"/>
           <w:szCs w:val="28"/>
         </w:rPr>
-        <w:t>Производительность и надёжность. Измерить поиск на справочниках разного объёма при параллельной и длительной нагрузке. При поиске во время ввода старый ответ не должен заменять актуальный. Проверить обрыв сети, повтор поиска и восстановление.</w:t>
+        <w:t xml:space="preserve">Производительность и надёжность. Измерить поиск на справочниках разного объёма при параллельной и длительной нагрузке. При поиске во </w:t>
+      </w:r>
+      <w:r>
+        <w:rPr>
+          <w:color w:val="000000"/>
+          <w:sz w:val="28"/>
+          <w:szCs w:val="28"/>
+        </w:rPr>
+        <w:lastRenderedPageBreak/>
+        <w:t>время ввода старый ответ не должен заменять актуальный. Проверить обрыв сети, повтор поиска и восстановление.</w:t>
       </w:r>
     </w:p>
     <w:p>
